--- a/amazon/job_position.docx
+++ b/amazon/job_position.docx
@@ -46,14 +46,53 @@
           <w:lang w:val="en-CA"/>
         </w:rPr>
         <w:br/>
-        <w:t>- Design and implement embedded software solutions for hardware services, including device drivers and Linux kernel modules</w:t>
-      </w:r>
-      <w:r>
-        <w:rPr>
-          <w:lang w:val="en-CA"/>
-        </w:rPr>
-        <w:br/>
-        <w:t xml:space="preserve">- Embedded development with C/C++, Rust, delivering high-quality code for </w:t>
+        <w:t xml:space="preserve">- Design and implement </w:t>
+      </w:r>
+      <w:r>
+        <w:rPr>
+          <w:highlight w:val="yellow"/>
+          <w:lang w:val="en-CA"/>
+        </w:rPr>
+        <w:t>embedded software</w:t>
+      </w:r>
+      <w:r>
+        <w:rPr>
+          <w:lang w:val="en-CA"/>
+        </w:rPr>
+        <w:t xml:space="preserve"> solutions for hardware services, including device drivers and </w:t>
+      </w:r>
+      <w:r>
+        <w:rPr>
+          <w:highlight w:val="yellow"/>
+          <w:lang w:val="en-CA"/>
+        </w:rPr>
+        <w:t>Linux</w:t>
+      </w:r>
+      <w:r>
+        <w:rPr>
+          <w:lang w:val="en-CA"/>
+        </w:rPr>
+        <w:t xml:space="preserve"> kernel modules</w:t>
+      </w:r>
+      <w:r>
+        <w:rPr>
+          <w:lang w:val="en-CA"/>
+        </w:rPr>
+        <w:br/>
+        <w:t xml:space="preserve">- Embedded development with </w:t>
+      </w:r>
+      <w:r>
+        <w:rPr>
+          <w:highlight w:val="yellow"/>
+          <w:lang w:val="en-CA"/>
+        </w:rPr>
+        <w:t>C/C++,</w:t>
+      </w:r>
+      <w:r>
+        <w:rPr>
+          <w:lang w:val="en-CA"/>
+        </w:rPr>
+        <w:t xml:space="preserve"> Rust, delivering high-quality code for </w:t>
       </w:r>
       <w:proofErr w:type="spellStart"/>
       <w:r>
@@ -74,11 +113,38 @@
           <w:lang w:val="en-CA"/>
         </w:rPr>
         <w:br/>
-        <w:t xml:space="preserve">- Develop applications and features in Golang, Python, C++, or Rust on </w:t>
+        <w:t>- Develop applications and features in Golang</w:t>
+      </w:r>
+      <w:r>
+        <w:rPr>
+          <w:highlight w:val="yellow"/>
+          <w:lang w:val="en-CA"/>
+        </w:rPr>
+        <w:t>, Python</w:t>
+      </w:r>
+      <w:r>
+        <w:rPr>
+          <w:lang w:val="en-CA"/>
+        </w:rPr>
+        <w:t xml:space="preserve">, </w:t>
+      </w:r>
+      <w:r>
+        <w:rPr>
+          <w:highlight w:val="yellow"/>
+          <w:lang w:val="en-CA"/>
+        </w:rPr>
+        <w:t>C++,</w:t>
+      </w:r>
+      <w:r>
+        <w:rPr>
+          <w:lang w:val="en-CA"/>
+        </w:rPr>
+        <w:t xml:space="preserve"> or Rust on </w:t>
       </w:r>
       <w:proofErr w:type="spellStart"/>
       <w:r>
         <w:rPr>
+          <w:highlight w:val="yellow"/>
           <w:lang w:val="en-CA"/>
         </w:rPr>
         <w:t>eero's</w:t>
@@ -86,9 +152,16 @@
       <w:proofErr w:type="spellEnd"/>
       <w:r>
         <w:rPr>
-          <w:lang w:val="en-CA"/>
-        </w:rPr>
-        <w:t xml:space="preserve"> operating system, which spans across all </w:t>
+          <w:highlight w:val="yellow"/>
+          <w:lang w:val="en-CA"/>
+        </w:rPr>
+        <w:t xml:space="preserve"> operating system</w:t>
+      </w:r>
+      <w:r>
+        <w:rPr>
+          <w:lang w:val="en-CA"/>
+        </w:rPr>
+        <w:t xml:space="preserve">, which spans across all </w:t>
       </w:r>
       <w:proofErr w:type="spellStart"/>
       <w:r>
@@ -109,7 +182,20 @@
           <w:lang w:val="en-CA"/>
         </w:rPr>
         <w:br/>
-        <w:t>- Contribute to system architecture and technical requirements development</w:t>
+        <w:t xml:space="preserve">- Contribute to system </w:t>
+      </w:r>
+      <w:r>
+        <w:rPr>
+          <w:highlight w:val="yellow"/>
+          <w:lang w:val="en-CA"/>
+        </w:rPr>
+        <w:t>architecture</w:t>
+      </w:r>
+      <w:r>
+        <w:rPr>
+          <w:lang w:val="en-CA"/>
+        </w:rPr>
+        <w:t xml:space="preserve"> and technical requirements development</w:t>
       </w:r>
       <w:r>
         <w:rPr>
@@ -123,7 +209,27 @@
           <w:lang w:val="en-CA"/>
         </w:rPr>
         <w:br/>
-        <w:t>- Guide technical development through thoughtful code reviews and mentorship</w:t>
+        <w:t xml:space="preserve">- Guide technical development through thoughtful </w:t>
+      </w:r>
+      <w:r>
+        <w:rPr>
+          <w:highlight w:val="yellow"/>
+          <w:lang w:val="en-CA"/>
+        </w:rPr>
+        <w:t>code reviews</w:t>
+      </w:r>
+      <w:r>
+        <w:rPr>
+          <w:lang w:val="en-CA"/>
+        </w:rPr>
+        <w:t xml:space="preserve"> and </w:t>
+      </w:r>
+      <w:r>
+        <w:rPr>
+          <w:highlight w:val="yellow"/>
+          <w:lang w:val="en-CA"/>
+        </w:rPr>
+        <w:t>mentorship</w:t>
       </w:r>
       <w:r>
         <w:rPr>
@@ -164,7 +270,20 @@
         <w:rPr>
           <w:lang w:val="en-CA"/>
         </w:rPr>
-        <w:t>, you'll experience the dynamic environment of a collaborative team where your contributions have meaningful impact. You'll engage in feature development, stability analysis, technical specifications review, and work closely with cross-functional teams to create exceptional customer experiences. The variety of responsibilities keeps the role engaging and rewarding.</w:t>
+        <w:t xml:space="preserve">, you'll experience the dynamic environment of a collaborative team where your contributions have meaningful impact. You'll engage in feature development, stability analysis, technical specifications review, and work closely with </w:t>
+      </w:r>
+      <w:r>
+        <w:rPr>
+          <w:highlight w:val="yellow"/>
+          <w:lang w:val="en-CA"/>
+        </w:rPr>
+        <w:t>cross-functional teams</w:t>
+      </w:r>
+      <w:r>
+        <w:rPr>
+          <w:lang w:val="en-CA"/>
+        </w:rPr>
+        <w:t xml:space="preserve"> to create exceptional customer experiences. The variety of responsibilities keeps the role engaging and rewarding.</w:t>
       </w:r>
       <w:r>
         <w:rPr>
@@ -238,7 +357,20 @@
           <w:lang w:val="en-CA"/>
         </w:rPr>
         <w:br/>
-        <w:t>- 5+ years of experience leading systems design and architecture (design patterns, reliability and scaling) of new and existing systems</w:t>
+        <w:t xml:space="preserve">- 5+ years of experience leading systems design and </w:t>
+      </w:r>
+      <w:r>
+        <w:rPr>
+          <w:highlight w:val="yellow"/>
+          <w:lang w:val="en-CA"/>
+        </w:rPr>
+        <w:t>architecture</w:t>
+      </w:r>
+      <w:r>
+        <w:rPr>
+          <w:lang w:val="en-CA"/>
+        </w:rPr>
+        <w:t xml:space="preserve"> (design patterns, reliability and scaling) of new and existing systems</w:t>
       </w:r>
       <w:r>
         <w:rPr>
@@ -252,14 +384,40 @@
           <w:lang w:val="en-CA"/>
         </w:rPr>
         <w:br/>
-        <w:t>- Experience with device drivers, Linux systems, and networking</w:t>
-      </w:r>
-      <w:r>
-        <w:rPr>
-          <w:lang w:val="en-CA"/>
-        </w:rPr>
-        <w:br/>
-        <w:t>- Knowledge of networking protocols (TCP, IP, UDP, DHCP, DNS, ARP, NAT)</w:t>
+        <w:t xml:space="preserve">- Experience with </w:t>
+      </w:r>
+      <w:r>
+        <w:rPr>
+          <w:highlight w:val="yellow"/>
+          <w:lang w:val="en-CA"/>
+        </w:rPr>
+        <w:t>device drivers</w:t>
+      </w:r>
+      <w:r>
+        <w:rPr>
+          <w:lang w:val="en-CA"/>
+        </w:rPr>
+        <w:t>, Linux systems, and networking</w:t>
+      </w:r>
+      <w:r>
+        <w:rPr>
+          <w:lang w:val="en-CA"/>
+        </w:rPr>
+        <w:br/>
+        <w:t>- Knowledge of networking protocols (</w:t>
+      </w:r>
+      <w:r>
+        <w:rPr>
+          <w:highlight w:val="yellow"/>
+          <w:lang w:val="en-CA"/>
+        </w:rPr>
+        <w:t>TCP, IP</w:t>
+      </w:r>
+      <w:r>
+        <w:rPr>
+          <w:lang w:val="en-CA"/>
+        </w:rPr>
+        <w:t>, UDP, DHCP, DNS, ARP, NAT)</w:t>
       </w:r>
       <w:r>
         <w:rPr>
@@ -292,14 +450,40 @@
         <w:rPr>
           <w:lang w:val="en-CA"/>
         </w:rPr>
-        <w:t>- Experience with networking layers L3 to L7</w:t>
-      </w:r>
-      <w:r>
-        <w:rPr>
-          <w:lang w:val="en-CA"/>
-        </w:rPr>
-        <w:br/>
-        <w:t>- 3+ years of Python and/or Go programming experience</w:t>
+        <w:t xml:space="preserve">- Experience with networking </w:t>
+      </w:r>
+      <w:r>
+        <w:rPr>
+          <w:highlight w:val="yellow"/>
+          <w:lang w:val="en-CA"/>
+        </w:rPr>
+        <w:t>layers</w:t>
+      </w:r>
+      <w:r>
+        <w:rPr>
+          <w:lang w:val="en-CA"/>
+        </w:rPr>
+        <w:t xml:space="preserve"> L3 to L7</w:t>
+      </w:r>
+      <w:r>
+        <w:rPr>
+          <w:lang w:val="en-CA"/>
+        </w:rPr>
+        <w:br/>
+        <w:t xml:space="preserve">- 3+ years of </w:t>
+      </w:r>
+      <w:r>
+        <w:rPr>
+          <w:highlight w:val="yellow"/>
+          <w:lang w:val="en-CA"/>
+        </w:rPr>
+        <w:t>Python</w:t>
+      </w:r>
+      <w:r>
+        <w:rPr>
+          <w:lang w:val="en-CA"/>
+        </w:rPr>
+        <w:t xml:space="preserve"> and/or Go programming experience</w:t>
       </w:r>
       <w:r>
         <w:rPr>
